--- a/chapters/bhantes-own-story/chapter.docx
+++ b/chapters/bhantes-own-story/chapter.docx
@@ -10,7 +10,7 @@
         <w:rPr>
           <w:color w:val="1A1A1A"/>
         </w:rPr>
-        <w:t>Bhante's Own Story</w:t>
+        <w:t>Stumbling Toward the Island</w:t>
       </w:r>
     </w:p>
     <w:p>
@@ -23,7 +23,7 @@
           <w:color w:val="555555"/>
           <w:sz w:val="26"/>
         </w:rPr>
-        <w:t>A 70th Birthday Reflection</w:t>
+        <w:t>A Life of Catastrophes, Blessings, and the Path to Liberation</w:t>
       </w:r>
     </w:p>
     <w:p>
@@ -73,7 +73,7 @@
           <w:color w:val="555555"/>
           <w:sz w:val="22"/>
         </w:rPr>
-        <w:t>« I wake and feel the fell of dark, not day. »</w:t>
+        <w:t>« Just think, if all this, one day, all this one day, one fine day, just think, if one day, one fine day, all this stopped. »</w:t>
       </w:r>
     </w:p>
     <w:p/>
@@ -113,7 +113,20 @@
         <w:rPr>
           <w:color w:val="000000"/>
         </w:rPr>
-        <w:t>So, something peculiar's happened to me this year, in the sense that, suddenly, I suppose it's reaching the end of all this building stuff here, too, and feeling very settled outside Satipanya. Now, memories of my past life came up. I mean, this one. Of my past living. And I just wondered how it is that I got to this place. So I thought it was an opportunity, really, to answer the questions that I'm often asked, but I usually palm off with a sentence or two. It's how I became a Buddhist, how I became a monk, and why do I continue?</w:t>
+        <w:t>So, something peculiar's happened to me this year, in the sense that, suddenly, I suppose it's reaching the end of all this building stuff here, too, and feeling very settled outside Sati Panya. Now, memories of my past life came up. I mean, this one. Of my past living. And I just wondered how it is that I got to this place.</w:t>
+      </w:r>
+    </w:p>
+    <w:p>
+      <w:pPr>
+        <w:spacing w:after="120"/>
+        <w:ind w:firstLine="397"/>
+        <w:jc w:val="both"/>
+      </w:pPr>
+      <w:r>
+        <w:rPr>
+          <w:color w:val="000000"/>
+        </w:rPr>
+        <w:t>So I thought it was an opportunity, really, to answer the questions that I'm often asked, but I usually palm off with a sentence or two. It's how I became a Buddhist, how I became a monk, and why do I continue?</w:t>
       </w:r>
     </w:p>
     <w:p>
@@ -178,7 +191,20 @@
         <w:rPr>
           <w:color w:val="000000"/>
         </w:rPr>
-        <w:t>The effect of birth upon us. Consider the Buddha. So as soon as he was born, his mother died. So there must be a feeling there of loss, whether the baby's fully aware of it or not. There must be a feeling of loss. And according to certain disciplines like rebirthing, you know, that breathing thing, and Stan Grof, holotropic breathing. The birth trauma has a real effect upon us. You know, it's there within our psyche.</w:t>
+        <w:t>The effect of birth upon us. Consider the Buddha. So as soon as he was born, his mother died. So there must be a feeling there of loss, whether the baby's fully aware of it or not. There must be a feeling of loss.</w:t>
+      </w:r>
+    </w:p>
+    <w:p>
+      <w:pPr>
+        <w:spacing w:after="120"/>
+        <w:ind w:firstLine="397"/>
+        <w:jc w:val="both"/>
+      </w:pPr>
+      <w:r>
+        <w:rPr>
+          <w:color w:val="000000"/>
+        </w:rPr>
+        <w:t>And according to certain disciplines like rebirthing, you know, that breathing thing, and Stan Grof, holotropic breathing. The birth trauma has a real effect upon us. You know, it's there within our psyche.</w:t>
       </w:r>
     </w:p>
     <w:p>
@@ -230,7 +256,20 @@
         <w:rPr>
           <w:color w:val="000000"/>
         </w:rPr>
-        <w:t>So this was my introduction into devotion. I was in ecstasy. And it's something that I think a lot of children these days don't get. Not that they don't get it with other things like pop stars and things like that. But it was my introduction into religion as a real heart-based experience. And this was to carry on. So that was, I call, if my first catastrophe was birth, this was my first blessing.</w:t>
+        <w:t>So this was my introduction into devotion. I was in ecstasy. And it's something that I think a lot of children these days don't get. Not that they don't get it with other things like pop stars and things like that. But it was my introduction into religion as a real heart-based experience. And this was to carry on.</w:t>
+      </w:r>
+    </w:p>
+    <w:p>
+      <w:pPr>
+        <w:spacing w:after="120"/>
+        <w:ind w:firstLine="397"/>
+        <w:jc w:val="both"/>
+      </w:pPr>
+      <w:r>
+        <w:rPr>
+          <w:color w:val="000000"/>
+        </w:rPr>
+        <w:t>So that was, I call, if my first catastrophe was birth, this was my first blessing.</w:t>
       </w:r>
     </w:p>
     <w:p>
@@ -282,7 +321,7 @@
         <w:rPr>
           <w:color w:val="000000"/>
         </w:rPr>
-        <w:t>That's very difficult for us because it's a different culture. We haven't got that sort of background. So I always think the way into that, the way into a devotional, a sort of heart connection with the Buddhist teaching is through gratitude. And the more that you consider what the teaching has done for you and for others, etc., etc., then you get this gratitude come up. And it's very simple to go from gratitude towards love, towards a relationship.</w:t>
+        <w:t>That's very difficult for us because it's a different culture. We haven't got that sort of background. So I always think the way into that, the way into a devotional, a sort of heart connection with the Buddhist teaching is through gratitude. And the more that you consider what the teaching has done for you and for others, then you get this gratitude come up. And it's very simple to go from gratitude towards love, towards a relationship.</w:t>
       </w:r>
     </w:p>
     <w:p>
@@ -295,7 +334,7 @@
         <w:rPr>
           <w:color w:val="000000"/>
         </w:rPr>
-        <w:t>Now, of course, the Buddha is gone. It's not as though we're relating to the Buddha. What we're relating to is an image within us of the Buddha. And in growing that, in a sense, we're actually forming a devotional relationship to the Buddha within us that we want to become. So it's the Buddha as he appears in daily life. It's not the transcendent Buddha. It's the Buddha of compassion, of love, of joy. And that's why I've got all these statues. That's the idea of devotion. I'm trying to squeeze a bit of Dharma out of my autobiography.</w:t>
+        <w:t>Now, of course, the Buddha is gone. It's not as though we're relating to the Buddha. What we're relating to is an image within us of the Buddha. And in growing that, in a sense, we're actually forming a devotional relationship to the Buddha within us that we want to become. So it's the Buddha as he appears in daily life. It's not the transcendent Buddha. It's the Buddha of compassion, of love, of joy. And that's why I've got all these statues. That's the idea of devotion.</w:t>
       </w:r>
     </w:p>
     <w:p>
@@ -308,7 +347,7 @@
         <w:rPr>
           <w:color w:val="000000"/>
         </w:rPr>
-        <w:t>So anyway, we moved then to North Manchester, which was all fields at that time, out of Deangate, Moston into the lovely fields. The fields didn't stay fields long. They were soon built on. And right at the back of us, they established a cemetery.</w:t>
+        <w:t>So anyway, we moved then to North Manchester, which was all fields at that time, out of Deangate Mostyn into the lovely fields. The fields didn't stay fields long. They were soon built on. And right at the back of us, they established a cemetery.</w:t>
       </w:r>
     </w:p>
     <w:p>
@@ -360,7 +399,7 @@
         <w:rPr>
           <w:color w:val="000000"/>
         </w:rPr>
-        <w:t>So the routine there was up about half past six, seven o'clock. We went down for mass. After mass, we went out in most weathers, only in the most severe, to do the old army exercise. Back in, into breakfast, clean up. School starts nine o'clock, all the way through to five o'clock. And all that time, apart from a little break at lunch, I remember it was in silence. Can you imagine that for a 12-year-old these days? At 6 o'clock, we went in to study, and at 8 o'clock, we were finally let free and we could play games down in the big game room. Imagine a 12-year-old day like today.</w:t>
+        <w:t>So the routine there was up about half past six, seven o'clock. We went down for mass. After mass, we went out in most weathers, only in the most severe, to do the old army exercise. Back in, into breakfast, clean up. School starts nine o'clock, all the way through to five o'clock. And all that time, apart from a little break at lunch, I remember it was in silence. Can you imagine that for a 12-year-old these days?</w:t>
       </w:r>
     </w:p>
     <w:p>
@@ -399,7 +438,7 @@
         <w:rPr>
           <w:color w:val="000000"/>
         </w:rPr>
-        <w:t>Anyway, we were let out every so often to go for a walk on a Sunday. And there were about six of us, five of us on the trip. And as we got down, we suddenly had this idea that we'd smoke. Now, teenagers are by nature rebellious. The order didn't smoke. And it was a German order begun by a German priest. And it was mainly German and American. And the joke was, we don't smoke, so we drink. S-V-D. And so it was a sort of little rebellion to go and get some cigarettes.</w:t>
+        <w:t>Anyway, we were let out every so often to go for a walk on a Sunday. And there were about six of us, five of us on the trip. And as we got down, we suddenly had this idea that we'd smoke. Now, teenagers are by nature rebellious. The order didn't smoke. And it was a German order begun by a German priest. And it was mainly German and American. And the joke was, we don't smoke, so we drink. S-V-D.</w:t>
       </w:r>
     </w:p>
     <w:p>
@@ -412,7 +451,7 @@
         <w:rPr>
           <w:color w:val="000000"/>
         </w:rPr>
-        <w:t>And we decided to steal them. There was an old lady who ran a shop at this bridge on the Worcester Canal. And as we entered in, we'd had it all figured out, somebody distracted her and somebody took the cigarettes. And I can't remember what my job was. And I daren't. So I'll leave that.</w:t>
+        <w:t>And so it was a sort of little rebellion to go and get some cigarettes. And we decided to steal them. There was an old lady who ran a shop at this bridge on the Worcester Canal. And as we entered in, we'd had it all figured out, somebody distracted her and somebody took the cigarettes. And I can't remember what my job was. And I daren't. So I'll leave that.</w:t>
       </w:r>
     </w:p>
     <w:p>
@@ -438,7 +477,20 @@
         <w:rPr>
           <w:color w:val="000000"/>
         </w:rPr>
-        <w:t>So we were dismissed, and we thought, well, that's it, you know. There was no corporal punishment in the seminary at all. If I was at Xaverian, you'd have been beaten. Anyway, about a day or so later, we were all called for a talk in the main, in this big classroom. And the rector, who was in charge of the whole place, announced that certain boys had stolen. And he called our names and he said, you are expelled.</w:t>
+        <w:t>So we were dismissed, and we thought, well, that's it, you know. There was no corporal punishment in the seminary at all. If I was at Xaverian, you'd have been beaten.</w:t>
+      </w:r>
+    </w:p>
+    <w:p>
+      <w:pPr>
+        <w:spacing w:after="120"/>
+        <w:ind w:firstLine="397"/>
+        <w:jc w:val="both"/>
+      </w:pPr>
+      <w:r>
+        <w:rPr>
+          <w:color w:val="000000"/>
+        </w:rPr>
+        <w:t>Anyway, about a day or so later, we were all called for a talk in the main, in this big classroom. And the rector, who was in charge of the whole place, announced that certain boys had stolen. And he called our names and he said, you are expelled.</w:t>
       </w:r>
     </w:p>
     <w:p>
@@ -477,7 +529,7 @@
         <w:rPr>
           <w:color w:val="000000"/>
         </w:rPr>
-        <w:t>And I remember talking to my father about this. Now, when they expelled, when I was thrown out, that was a cut off of a vocation. This vocation to be a priest remained in me as a really strong, tremendous urge for three years till I was over 19. Why couldn't I go back? Why couldn't I go back?</w:t>
+        <w:t>And I remember talking to my father about this. Now, when they expelled, when I was thrown out, that was a cut off of a vocation. This vocation to be a priest remained in me as a really strong, tremendous urge for three years till I was over 19.</w:t>
       </w:r>
     </w:p>
     <w:p>
@@ -490,7 +542,7 @@
         <w:rPr>
           <w:color w:val="000000"/>
         </w:rPr>
-        <w:t>It's because they never forgave me. I can't tell you how important it is to forgive your enemies. What happened was, come the GCE, I turned up and they gave me a room in an outer building. I had to go into the exam room at a different entrance from everybody else. I wasn't allowed to talk to anybody and they weren't allowed to talk to me. In other words, I was excommunicated. And there was no way you can come back on that.</w:t>
+        <w:t>Why couldn't I go back? Why couldn't I go back? It's because they never forgave me.</w:t>
       </w:r>
     </w:p>
     <w:p>
@@ -503,7 +555,33 @@
         <w:rPr>
           <w:color w:val="000000"/>
         </w:rPr>
-        <w:t>If a priest or somebody come up and said, look, give it a couple of years and then, you know, you can join another order. I'd have had an in, but I had this block. I couldn't move. So if you have any pity on your enemies, on all of them, do forgive them because it allows them to forgive themselves. And of course, in our offering forgiveness, we empty our own hearts of the revenge and the hurt and all that sort of stuff. Now, it doesn't mean to say that you've got to have somebody's forgiveness in order to forgive yourself, but it just makes it much easier.</w:t>
+        <w:t>I can't tell you how important it is to forgive your enemies. What happened was, come the GCE, I turned up and they gave me a room in an outer building. I had to go into the exam room at a different entrance from everybody else. I wasn't allowed to talk to anybody and they weren't allowed to talk to me. In other words, I was excommunicated. And there was no way you can come back on that.</w:t>
+      </w:r>
+    </w:p>
+    <w:p>
+      <w:pPr>
+        <w:spacing w:after="120"/>
+        <w:ind w:firstLine="397"/>
+        <w:jc w:val="both"/>
+      </w:pPr>
+      <w:r>
+        <w:rPr>
+          <w:color w:val="000000"/>
+        </w:rPr>
+        <w:t>If a priest or somebody come up and said, look, give it a couple of years and then, you know, you can join another order. I'd have had an in, but I had this block. I couldn't move.</w:t>
+      </w:r>
+    </w:p>
+    <w:p>
+      <w:pPr>
+        <w:spacing w:after="120"/>
+        <w:ind w:firstLine="397"/>
+        <w:jc w:val="both"/>
+      </w:pPr>
+      <w:r>
+        <w:rPr>
+          <w:color w:val="000000"/>
+        </w:rPr>
+        <w:t>So if you have any pity on your enemies, on all of them, do forgive them because it allows them to forgive themselves. And of course, in our offering forgiveness, we empty our own hearts of the revenge and the hurt and all that sort of stuff. Now, it doesn't mean to say that you've got to have somebody's forgiveness in order to forgive yourself, but it just makes it much easier.</w:t>
       </w:r>
     </w:p>
     <w:p>
@@ -555,7 +633,20 @@
         <w:rPr>
           <w:color w:val="000000"/>
         </w:rPr>
-        <w:t>And that went on for a little while until... And it was during that time I fell in love. Oh my goodness. Well, you know what the first time is, you see. So I'm completely sozzled, right? And on one steamy, love-drenched night, she fell pregnant. This was my third catastrophe.</w:t>
+        <w:t>And that went on for a little while until... And it was during that time I fell in love. Oh my goodness. Well, you know what the first time is, you see. So I'm completely sozzled, right?</w:t>
+      </w:r>
+    </w:p>
+    <w:p>
+      <w:pPr>
+        <w:spacing w:after="120"/>
+        <w:ind w:firstLine="397"/>
+        <w:jc w:val="both"/>
+      </w:pPr>
+      <w:r>
+        <w:rPr>
+          <w:color w:val="000000"/>
+        </w:rPr>
+        <w:t>And on one steamy, love-drenched night, she fell pregnant. This was my third catastrophe.</w:t>
       </w:r>
     </w:p>
     <w:p>
@@ -620,7 +711,20 @@
         <w:rPr>
           <w:color w:val="000000"/>
         </w:rPr>
-        <w:t>So it's there, shall we say, within my psyche, that at some part of my life there was an abuse of my sexual powers, even though it was a very wonderful moment. Buddhism is no different from other religions. As soon as there's conception, there's consciousness. So there's a living being. There's no way out of that. That's what's understood, anyway.</w:t>
+        <w:t>So it's there, shall we say, within my psyche, that at some part of my life there was an abuse of my sexual powers, even though it was a very wonderful moment.</w:t>
+      </w:r>
+    </w:p>
+    <w:p>
+      <w:pPr>
+        <w:spacing w:after="120"/>
+        <w:ind w:firstLine="397"/>
+        <w:jc w:val="both"/>
+      </w:pPr>
+      <w:r>
+        <w:rPr>
+          <w:color w:val="000000"/>
+        </w:rPr>
+        <w:t>Buddhism is no different from other religions. As soon as there's conception, there's consciousness. So there's a living being. There's no way out of that. That's what's understood, anyway.</w:t>
       </w:r>
     </w:p>
     <w:p>
@@ -646,7 +750,7 @@
         <w:rPr>
           <w:color w:val="000000"/>
         </w:rPr>
-        <w:t>And then one day... I was 21, 1968, very important date, 1968. That was the student revolutions, if you remember, in Paris and all that. And I lay in bed on a Sunday and I said to myself, I wonder what will happen if I don't go to church.</w:t>
+        <w:t>And then one day... I was 21, 1968, 1968, very important date, 1968. That was the student revolutions, if you remember, in Paris and all that. And I lay in bed on a Sunday and I said to myself, I wonder what will happen if I don't go to church.</w:t>
       </w:r>
     </w:p>
     <w:p>
@@ -672,7 +776,7 @@
         <w:rPr>
           <w:color w:val="000000"/>
         </w:rPr>
-        <w:t>And I said to myself, if I don't go to church today, let's see what happens. Nothing happened. So I never went again. I know, it's the most ridiculous thing to do. And what it manifests really was that the religion had now lost that connection of devotion. It had just become an empty ritual. I was just turning up for the mass, receiving communion, et cetera, et cetera. And it had lost its potency. And I think also there might have been guilt about the abortion and all that sort of stuff. And so there was a cutoff there.</w:t>
+        <w:t>And I said to myself, if I don't go to church today, let's see what happens. Nothing happened. So I never went again.</w:t>
       </w:r>
     </w:p>
     <w:p>
@@ -685,7 +789,33 @@
         <w:rPr>
           <w:color w:val="000000"/>
         </w:rPr>
-        <w:t>Now, what this did, of course, was it deepened my alienation. It deepened my alienation to the whole thing. In other words, I found myself where Nietzsche found himself. I only discovered Nietzsche fairly recently because God is dead. We've killed him. Nietzsche struggled with that. I mean, you know, he came up with the answer of a sort of the courage to face the sufferings and the death of life and to sort of somehow rise above it. And that's what he meant by the superman or supraman, the ubermensch.</w:t>
+        <w:t>I know, it's the most ridiculous thing to do. And what it manifests really was that the religion had now lost that connection of devotion. It had just become an empty ritual. I was just turning up for the mass, receiving communion, et cetera, et cetera. And it had lost its potency. And I think also there might have been guilt about the abortion and all that sort of stuff. And so there was a cutoff there.</w:t>
+      </w:r>
+    </w:p>
+    <w:p>
+      <w:pPr>
+        <w:spacing w:after="120"/>
+        <w:ind w:firstLine="397"/>
+        <w:jc w:val="both"/>
+      </w:pPr>
+      <w:r>
+        <w:rPr>
+          <w:color w:val="000000"/>
+        </w:rPr>
+        <w:t>Now, what this did, of course, was it deepened my alienation. It deepened my alienation to the whole thing. In other words, I found myself where Nietzsche found himself. I only discovered Nietzsche fairly recently because God is dead. We've killed him.</w:t>
+      </w:r>
+    </w:p>
+    <w:p>
+      <w:pPr>
+        <w:spacing w:after="120"/>
+        <w:ind w:firstLine="397"/>
+        <w:jc w:val="both"/>
+      </w:pPr>
+      <w:r>
+        <w:rPr>
+          <w:color w:val="000000"/>
+        </w:rPr>
+        <w:t>Nietzsche struggled with that. I mean, you know, he came up with the answer of a sort of the courage to face the sufferings and the death of life and to sort of somehow rise above it. And that's what he meant by the superman or supraman, the ubermensch.</w:t>
       </w:r>
     </w:p>
     <w:p>
@@ -711,7 +841,20 @@
         <w:rPr>
           <w:color w:val="000000"/>
         </w:rPr>
-        <w:t>So we have to, I think, imagine the Buddha that he himself is going through an existential crisis. And it's so strong within him to find the answer to this that he leaves his family. In his case, his just-born child. So I think from our point of view, this is where the Buddha's at. The meaningfulness of life is gone. It's an existential angst. And that's where I was, really, with this existential anxiety.</w:t>
+        <w:t>So we have to, I think, imagine the Buddha that he himself is going through an existential crisis. And it's so strong within him to find the answer to this that he leaves his family. In his case, his just-born child.</w:t>
+      </w:r>
+    </w:p>
+    <w:p>
+      <w:pPr>
+        <w:spacing w:after="120"/>
+        <w:ind w:firstLine="397"/>
+        <w:jc w:val="both"/>
+      </w:pPr>
+      <w:r>
+        <w:rPr>
+          <w:color w:val="000000"/>
+        </w:rPr>
+        <w:t>So I think from our point of view, this is where the Buddha's at. The meaningfulness of life is gone. It's an existential angst. And that's where I was, really, with this existential anxiety.</w:t>
       </w:r>
     </w:p>
     <w:p>
@@ -823,7 +966,7 @@
         <w:br/>
         <w:t>With witness I speak this, but where I say hours, I mean years, I mean life.</w:t>
         <w:br/>
-        <w:t>My lament is cries countless, cries like dead letters sent to dearest him, that lives, alas, away.</w:t>
+        <w:t>My lament is cries countless, cries like dead letters sent to dearest hymn, that lives, alas, away.</w:t>
         <w:br/>
         <w:t>I am gall, I am heartburn.</w:t>
         <w:br/>
@@ -852,7 +995,7 @@
         <w:rPr>
           <w:color w:val="000000"/>
         </w:rPr>
-        <w:t>Isn't that good, eh? They're sweating cells. I love it.</w:t>
+        <w:t>Ooh. Isn't that good, eh? They're sweating cells. I love it.</w:t>
       </w:r>
     </w:p>
     <w:p>
@@ -891,7 +1034,7 @@
         <w:rPr>
           <w:color w:val="000000"/>
         </w:rPr>
-        <w:t>So okay, so I get, I leave, the relationship breaks up. I can't handle it anymore. So anyway, I'm in Spain and I'm looking for my friends and I've lost them. I've arrived there sometime later. And I pick up a telegram from the local post office. Do you remember telegrams? Yeah, fantastic. You get it out through the telegram. And it said, congratulations, son, BA and teaching certificate.</w:t>
+        <w:t>So okay, so I get, I leave, the relationship breaks up. I can't handle it anymore. So anyway, I'm in Spain and I'm looking for my friends and I've lost them. I've arrived there sometime later. And I pick up a telegram from the local post office. Do you remember telegrams? Yeah, fantastic. You get it out through the telegram.</w:t>
       </w:r>
     </w:p>
     <w:p>
@@ -904,7 +1047,7 @@
         <w:rPr>
           <w:color w:val="000000"/>
         </w:rPr>
-        <w:t>And I went up onto a high rock and overlooked the sea. And I said to myself, there's no way in this world I want to teach.</w:t>
+        <w:t>And it said, congratulations, son, BA and teaching certificate. And I went up onto a high rock and overlooked the sea. And I said to myself, there's no way in this world I want to teach.</w:t>
       </w:r>
     </w:p>
     <w:p>
@@ -917,7 +1060,7 @@
         <w:rPr>
           <w:color w:val="000000"/>
         </w:rPr>
-        <w:t>So I went down and camped in this camp. And that night, there was a torrential rain. I woke up with the tent around me, completely sodden with sand and everything, staggered to the drink area. And looking pretty miserable for myself. And I met this bloke called Dave. And we began talking. And by the end of the evening, we decided to travel together across the world. Simple as that.</w:t>
+        <w:t>So I went down and camped in this camp. And that night, there was a torrential rain. I woke up with the tent around me, completely sodden with sand and everything, staggered to the drink area, the, what do you call it? It's where people drink and stuff like that. And looking pretty miserable for myself.</w:t>
       </w:r>
     </w:p>
     <w:p>
@@ -930,7 +1073,20 @@
         <w:rPr>
           <w:color w:val="000000"/>
         </w:rPr>
-        <w:t>So I came back, and I got a job through somebody I knew as a rep for selling audiovisuals to schools. And there was lots of money in education, so I made lots of money. And I was traveling all over Cornwall and all over Wales selling this stuff to schools. And I gathered something like a thousand pounds, which must be a lot of money these days, isn't it? A thousand pounds.</w:t>
+        <w:t>And I met this bloke called Dave. And we began talking. And by the end of the evening, we decided to travel together across the world. Simple as that. See?</w:t>
+      </w:r>
+    </w:p>
+    <w:p>
+      <w:pPr>
+        <w:spacing w:after="120"/>
+        <w:ind w:firstLine="397"/>
+        <w:jc w:val="both"/>
+      </w:pPr>
+      <w:r>
+        <w:rPr>
+          <w:color w:val="000000"/>
+        </w:rPr>
+        <w:t>So I came back, and I got a job through somebody I knew as a rep for selling audiovisuals to schools. And there was lots of money in education, so I made lots of money. And I was traveling all over Cornwall and all over Wales selling this stuff to schools. And I gathered something like a thousand pounds, which must be what? It's a lot of money these days, isn't it? A thousand pounds.</w:t>
       </w:r>
     </w:p>
     <w:p>
@@ -956,7 +1112,7 @@
         <w:rPr>
           <w:color w:val="000000"/>
         </w:rPr>
-        <w:t>So anyway, we went off and we started off towards North Africa. We went down to, saw all the stuff in Egypt, the usual stuff, you know, ride a camel and all that. Went over to Khartoum, lay on the luggage rack to sleep and woke up with sand everywhere because of a sandstorm. Got onto a boat down to Juba, which is now the capital of South Sudan.</w:t>
+        <w:t>So anyway, we went off and we started off towards North Africa. We went down to, saw all the stuff in Egypt, the usual stuff, you know, ride a camel and all that. Went over to Khartoum, lay on the luggage rack to sleep and woke up with sand everywhere because of a sandstorm.</w:t>
       </w:r>
     </w:p>
     <w:p>
@@ -969,7 +1125,7 @@
         <w:rPr>
           <w:color w:val="000000"/>
         </w:rPr>
-        <w:t>And for 10 days, we were looking at the amazing site of reeds. The reeds were so tall, they went up above the boat. And the boat just plowed through this canal, which was the Nile. And all you saw for 10 days was reeds. And because we didn't have much money, we were just eating bread. So this was a really gloomy time. And that's when I wrote most of my doggerel about nothingness.</w:t>
+        <w:t>Got onto a boat down to Juba, which is now the capital of South Sudan. And for 10 days, we were looking at the amazing site of reeds. The reeds were so tall, they went up above the boat. And the boat just plowed through this canal, which was the Nile. And all you saw for 10 days was reeds. And because we didn't have much money, we were just eating bread. So this was a really gloomy time. And that's when I wrote most of my doggerel about nothingness.</w:t>
       </w:r>
     </w:p>
     <w:p>
@@ -1008,7 +1164,20 @@
         <w:rPr>
           <w:color w:val="000000"/>
         </w:rPr>
-        <w:t>And they stole my father's watch. He'd given me this gold watch that he had been given after he'd finished his time as a headmaster at St. Patrick's. And it had inscribed on it at the back, and it was a precious thing, you know? So I wrote him a letter expressing my sense of sorrow and my love of him and all that, you see. Well, when his reply came back, you know, about three or four months later... He said, thank you, son. Bit sentimental.</w:t>
+        <w:t>And they stole my father's watch. He'd given me this gold watch that he had been given after he'd finished his time as a headmaster at St. Patrick's. And it had inscribed on it at the back, and it was a precious thing, you know?</w:t>
+      </w:r>
+    </w:p>
+    <w:p>
+      <w:pPr>
+        <w:spacing w:after="120"/>
+        <w:ind w:firstLine="397"/>
+        <w:jc w:val="both"/>
+      </w:pPr>
+      <w:r>
+        <w:rPr>
+          <w:color w:val="000000"/>
+        </w:rPr>
+        <w:t>So I wrote him a letter expressing my sense of sorrow and my love of him and all that, you see. Well, when his reply came back, you know, about three or four months later... He said, thank you, son. Bit sentimental.</w:t>
       </w:r>
     </w:p>
     <w:p>
@@ -1034,7 +1203,7 @@
         <w:rPr>
           <w:color w:val="000000"/>
         </w:rPr>
-        <w:t>So we take this boat all the way across to Bombay, and we do the usual trip. And we finally end up in Nepal. And that's when we got really stoned. Up in Nepal, lots of these stones full of dope. And there were these lovely hippie sort of gatherings where we'd all sit in a circle with a chillum. That's ridiculous, isn't it? And that lasted for a while.</w:t>
+        <w:t>So we take this boat all the way across to Bombay, and we do the usual trip. And we finally end up in Nepal. And that's when we got really stoned. Up in Nepal, lots of these stones full of dope. And there were these lovely hippie sort of gatherings where we'd all sit in a circle with a chillum. That's ridiculous, isn't it?</w:t>
       </w:r>
     </w:p>
     <w:p>
@@ -1047,7 +1216,20 @@
         <w:rPr>
           <w:color w:val="000000"/>
         </w:rPr>
-        <w:t>And then we made our way down to Calcutta. And Calcutta was at war. That was the Indo-Pakistan war where Bangladesh split off. And so there was no planes going out. So we were stuck there for two weeks.</w:t>
+        <w:t>And that lasted for a while. And then we made our way down to Calcutta.</w:t>
+      </w:r>
+    </w:p>
+    <w:p>
+      <w:pPr>
+        <w:spacing w:after="120"/>
+        <w:ind w:firstLine="397"/>
+        <w:jc w:val="both"/>
+      </w:pPr>
+      <w:r>
+        <w:rPr>
+          <w:color w:val="000000"/>
+        </w:rPr>
+        <w:t>And Calcutta was at war. That was the Indo-Pakistan war where Bangladesh split off. And so there was no planes going out. So we were stuck there for two weeks.</w:t>
       </w:r>
     </w:p>
     <w:p>
@@ -1073,7 +1255,33 @@
         <w:rPr>
           <w:color w:val="000000"/>
         </w:rPr>
-        <w:t>And in Calcutta, they have a huge park with this massive statue of Queen Victoria, which I presume they got rid of now. And there was a massive road, a circuit road going around. That road was packed tight with the sick. Elephantiasis, everything, apart from lepers, all the way around. And they were lying on the pavement. And when you saw that, you understood Mother Teresa's compassion. Because many of them would have died just there. So anyway, I saw that. That sort of thing I'm not used to, I'm not ready to receive. I'm aware of the suffering, but I'm not ready to receive it.</w:t>
+        <w:t>And in Calcutta, they have a huge park with this massive statue of Queen Victoria, which I presume they got rid of now. And there was a massive road, a circuit road going around. That road was packed tight with the sick. Elephantitis, everything, apart from lepers, all the way around. And they were lying on the pavement. And when you saw that, you understood Mother Teresa's compassion. Because many of them would have died just there.</w:t>
+      </w:r>
+    </w:p>
+    <w:p>
+      <w:pPr>
+        <w:spacing w:after="120"/>
+        <w:ind w:firstLine="397"/>
+        <w:jc w:val="both"/>
+      </w:pPr>
+      <w:r>
+        <w:rPr>
+          <w:color w:val="000000"/>
+        </w:rPr>
+        <w:t>So anyway, I saw that. That sort of thing I'm not used to, I'm not ready to receive. I'm aware of the suffering, but I'm not ready to receive it.</w:t>
+      </w:r>
+    </w:p>
+    <w:p>
+      <w:pPr>
+        <w:spacing w:after="120"/>
+        <w:ind w:firstLine="397"/>
+        <w:jc w:val="both"/>
+      </w:pPr>
+      <w:r>
+        <w:rPr>
+          <w:color w:val="000000"/>
+        </w:rPr>
+        <w:t>Every day I went to this Sikh restaurant to get curry, and I would always ask for a glass of water. And when they brought the glass of water, which was a pint glass, you'd always leave a nice oily thumbprint on the side. I don't know how it was that I was in India for so long and never caught anything. It's just weird.</w:t>
       </w:r>
     </w:p>
     <w:p>
@@ -1112,7 +1320,20 @@
         <w:rPr>
           <w:color w:val="000000"/>
         </w:rPr>
-        <w:t>And that hit me so hard that I just bombed past her. I never went back to buy her a banana. It just hit me so hard. That was my little boy drowned on the beach moment, you know? Where you suddenly, the awareness of compassion is not enough. There has to be that contact.</w:t>
+        <w:t>And that hit me so hard that I just bombed past her. I never went back to buy her a banana. It just hit me so hard.</w:t>
+      </w:r>
+    </w:p>
+    <w:p>
+      <w:pPr>
+        <w:spacing w:after="120"/>
+        <w:ind w:firstLine="397"/>
+        <w:jc w:val="both"/>
+      </w:pPr>
+      <w:r>
+        <w:rPr>
+          <w:color w:val="000000"/>
+        </w:rPr>
+        <w:t>That was my little boy drowned on the beach moment, you know? Where you suddenly, the awareness of compassion is not enough. There has to be that contact.</w:t>
       </w:r>
     </w:p>
     <w:p>
@@ -1164,7 +1385,7 @@
         <w:rPr>
           <w:color w:val="000000"/>
         </w:rPr>
-        <w:t>So before long, we're off on a flight. We're going to Bangkok, and we do the usual tourist trip and wandering into all these beautiful Buddhist buildings. That's it. I have no connection at all with Buddhism. For me, they're just museums. And again, a bit of naughty stuff and cocaine and all that in Bangkok. And none of it really held.</w:t>
+        <w:t>So before long, we're off on a flight. We're going to Bangkok, and we do the usual tourist trip and wandering into all these beautiful Buddhist buildings. That's it. I have no connection at all with Buddhism. For me, they're just museums.</w:t>
       </w:r>
     </w:p>
     <w:p>
@@ -1229,7 +1450,7 @@
         <w:rPr>
           <w:color w:val="000000"/>
         </w:rPr>
-        <w:t>And it was during that time that, because I was settled, and as soon as I was settled, I've got this dreadful thing going on, this nothingness. I go back from teaching, I don't know what it was, I lie on the bed and I'm suddenly suffused with this enormous fear.</w:t>
+        <w:t>And it was during that time that, because I was settled, and as soon as I was settled, I've got this dreadful thing going on, this nothingness.</w:t>
       </w:r>
     </w:p>
     <w:p>
@@ -1242,7 +1463,20 @@
         <w:rPr>
           <w:color w:val="000000"/>
         </w:rPr>
-        <w:t>And for something, I don't know, I must have got it from somewhere, I turn towards the fear, and I go into it, and next minute, I'm out of my body. I'm up there looking down, I turn round, I see that tunnel, swirling tunnel, and I'm back into the body. All fear of death disappeared. Not the fear of dying, all fear of death disappeared. And suddenly, out of the blue, I start writing plays. I start writing plays.</w:t>
+        <w:t>I go back from teaching, I don't know what it was, I lie on the bed and I'm suddenly suffused with this enormous fear. And for something, I don't know, I must have got it from somewhere, I turn towards the fear, and I go into it, and next minute, I'm out of my body. I'm up there looking down, I turn round, I see that tunnel, swirling tunnel, and I'm back into the body.</w:t>
+      </w:r>
+    </w:p>
+    <w:p>
+      <w:pPr>
+        <w:spacing w:after="120"/>
+        <w:ind w:firstLine="397"/>
+        <w:jc w:val="both"/>
+      </w:pPr>
+      <w:r>
+        <w:rPr>
+          <w:color w:val="000000"/>
+        </w:rPr>
+        <w:t>All fear of death disappeared. Not the fear of dying, all fear of death disappeared. And suddenly, out of the blue, I start writing plays. I start writing plays.</w:t>
       </w:r>
     </w:p>
     <w:p>
@@ -1268,7 +1502,7 @@
         <w:rPr>
           <w:color w:val="000000"/>
         </w:rPr>
-        <w:t>We have a lovely relationship. It's going fine. And we're involved in theater. I get one or two plays going. And suddenly this idea of marriage comes up. And my brother just got married. And I was 27. And that's what you do.</w:t>
+        <w:t>So we have a lovely relationship. It's going fine. And we're involved in theater. I get one or two plays going. And suddenly this idea of marriage comes up. And my brother just got married. And I was 27. And that's what you do.</w:t>
       </w:r>
     </w:p>
     <w:p>
@@ -1281,7 +1515,7 @@
         <w:rPr>
           <w:color w:val="000000"/>
         </w:rPr>
-        <w:t>But in my heart of hearts, I wasn't with it at all. I wasn't with it at all. But because of the relationship and because of the love and all that, you get married. And so we went through a civil service. And there was something in me that just couldn't handle this. And I was getting, you know, I was sort of overly happy. And I remember my dear best man, as we got into the taxi, said to me, you know, Pete, that's what it's called, you know, Pete, you've got to take something seriously.</w:t>
+        <w:t>But in my heart of hearts, I wasn't with it at all. I wasn't with it at all. But because of the relationship and because of the love and all that, you get married. And so we went through a civil service.</w:t>
       </w:r>
     </w:p>
     <w:p>
@@ -1294,7 +1528,33 @@
         <w:rPr>
           <w:color w:val="000000"/>
         </w:rPr>
-        <w:t>Well, it was a disaster because somebody who had been a friend, a companion, a lover, somebody whom I shared theatre with, suddenly became a burden. I'd fallen into the patriarchal trap. She became a burden. And we went on a honeymoon and I sort of drained it of joy. And she said to me at one point, you know, if you carry on like this, I'll leave you. That's not the sort of conversation you have on a honeymoon, is it? It's absolutely awful.</w:t>
+        <w:t>And there was something in me that just couldn't handle this. And I was getting, you know, I was sort of overly happy. And I remember my dear best man, as we got into the taxi, said to me, you know, Pete, that's what it's called, you know, Pete, you've got to take something seriously.</w:t>
+      </w:r>
+    </w:p>
+    <w:p>
+      <w:pPr>
+        <w:spacing w:after="120"/>
+        <w:ind w:firstLine="397"/>
+        <w:jc w:val="both"/>
+      </w:pPr>
+      <w:r>
+        <w:rPr>
+          <w:color w:val="000000"/>
+        </w:rPr>
+        <w:t>Well, it was a disaster because somebody who had been a friend, a companion, a lover, somebody whom I shared theatre with, suddenly became a burden. I'd fallen into the patriarchal trap. She became a burden.</w:t>
+      </w:r>
+    </w:p>
+    <w:p>
+      <w:pPr>
+        <w:spacing w:after="120"/>
+        <w:ind w:firstLine="397"/>
+        <w:jc w:val="both"/>
+      </w:pPr>
+      <w:r>
+        <w:rPr>
+          <w:color w:val="000000"/>
+        </w:rPr>
+        <w:t>And we went on a honeymoon and I sort of drained it of joy. And she said to me at one point, you know, if you carry on like this, I'll leave you. That's not the sort of conversation you have on a honeymoon, is it? You don't have that sort of... It's absolutely awful.</w:t>
       </w:r>
     </w:p>
     <w:p>
@@ -1346,7 +1606,7 @@
         <w:rPr>
           <w:color w:val="000000"/>
         </w:rPr>
-        <w:t>And he went and gave us lodgings. He said, I'm going to get the group together in a house. So he actually, I left my brother, went to this house, and it was just an empty room with a mattress in it. We had to put a line up for the clothes. And I'm standing there for about two, three weeks, and nothing's happening. And we're saying, Larry, what's, you know, can you show us the play?</w:t>
+        <w:t>And he went and gave us lodgings. He said, I'm going to get the group together in a house. So he actually, I left my brother, went to this house, and it was just an empty room with a mattress in it. We had to put a line up for the clothes. And I'm standing there for about two, three weeks, and nothing's happening. And we're saying, Larry, what's, you know, what's, you know, can you show us the play? Can you show us the play?</w:t>
       </w:r>
     </w:p>
     <w:p>
@@ -1398,7 +1658,7 @@
         <w:rPr>
           <w:color w:val="000000"/>
         </w:rPr>
-        <w:t>That night, we slept with doors up against the, with chairs up against the doors and a carving knife. I slept with a carving knife. It's the case, it's everyday. Seven o'clock in the morning, we're in that taxi and off we went.</w:t>
+        <w:t>That night, we slept with doors up against the, with chairs up against the doors and a carving knife. I slept with a carving knife. It's the case, it's everyday.</w:t>
       </w:r>
     </w:p>
     <w:p>
@@ -1411,7 +1671,7 @@
         <w:rPr>
           <w:color w:val="000000"/>
         </w:rPr>
-        <w:t>Anyway, it just got worse. It just got worse and worse and worse. And eventually, my wife got a job in a theatre company up in Birmingham. And really, that was the first leaving. We both knew something was wrong. We knew it wasn't working. And her leaving really was the beginning of that, of her leaving me.</w:t>
+        <w:t>Seven o'clock in the morning, we're in that taxi and off we went. Anyway, it just got worse. It just got worse and worse and worse. And eventually, my wife got a job in a theatre company up in Birmingham. And really, that was the first leaving. We both knew something was wrong. We knew it wasn't working. And her leaving really was the beginning of that, of her leaving me.</w:t>
       </w:r>
     </w:p>
     <w:p>
@@ -1437,7 +1697,7 @@
         <w:rPr>
           <w:color w:val="000000"/>
         </w:rPr>
-        <w:t>And so I'm getting slowly, slowly depressed, like a play. And that's when Chris tells me that she's fallen in love with somebody else.</w:t>
+        <w:t>And so I'm getting slowly, slowly depressed, like a play.</w:t>
       </w:r>
     </w:p>
     <w:p>
@@ -1450,7 +1710,7 @@
         <w:rPr>
           <w:color w:val="000000"/>
         </w:rPr>
-        <w:t>So apart from the ego thump, the affection had sort of almost disappeared, really. So there wasn't that sense of loss that you might get from somebody whom you truly love. But it put a cap on my situation. I mean, I was getting nowhere, plays were no good, I was teaching, which I hated doing, I was going nowhere. So I was in a state of absolute despair. And I was in a state of shock and despair.</w:t>
+        <w:t>And that's when Chris tells me that she's fallen in love with somebody else. So apart from the ego thump, the affection had sort of almost disappeared, really. So there wasn't that sense of loss that you might get from somebody whom you truly love.</w:t>
       </w:r>
     </w:p>
     <w:p>
@@ -1463,7 +1723,20 @@
         <w:rPr>
           <w:color w:val="000000"/>
         </w:rPr>
-        <w:t>I thought, well, you know, everything I've built up these last years has been absolutely, it's just collapsed. And then it came to me that it was the most rational thing to do, the most obvious thing to do. In fact, it was common sense. I had to go to Japan to meditate.</w:t>
+        <w:t>But it put a cap on my situation. I mean, I was getting nowhere, plays were no good, I was teaching, which I hated doing, I was going nowhere. So I was in a state of absolute despair. And I was in a state of shock and despair. I thought, well, you know, everything I've built up these last years has been absolutely, it's just collapsed.</w:t>
+      </w:r>
+    </w:p>
+    <w:p>
+      <w:pPr>
+        <w:spacing w:after="120"/>
+        <w:ind w:firstLine="397"/>
+        <w:jc w:val="both"/>
+      </w:pPr>
+      <w:r>
+        <w:rPr>
+          <w:color w:val="000000"/>
+        </w:rPr>
+        <w:t>And then it came to me that it was the most rational thing to do, the most obvious thing to do. In fact, it was common sense. I had to go to Japan to meditate.</w:t>
       </w:r>
     </w:p>
     <w:p>
@@ -1515,7 +1788,20 @@
         <w:rPr>
           <w:color w:val="000000"/>
         </w:rPr>
-        <w:t>And then she sat me on a stool, and she pushed my back in and sat me upright. And then she said, just watch. Keep your eyes open like that. And the instruction was, watch what comes up. So I sat there for 40 minutes in absolute agony, both emotionally and physically. But by the end of it, I was just convinced this was going to get me out of this hole.</w:t>
+        <w:t>And then she sat me on a stool, and she pushed my back in and sat me upright. And then she said, just watch. Keep your eyes open like that. And the instruction was, watch what comes up.</w:t>
+      </w:r>
+    </w:p>
+    <w:p>
+      <w:pPr>
+        <w:spacing w:after="120"/>
+        <w:ind w:firstLine="397"/>
+        <w:jc w:val="both"/>
+      </w:pPr>
+      <w:r>
+        <w:rPr>
+          <w:color w:val="000000"/>
+        </w:rPr>
+        <w:t>So I sat there for 40 minutes in absolute agony, both emotionally and physically. But by the end of it, I was just convinced this was going to get me out of this hole.</w:t>
       </w:r>
     </w:p>
     <w:p>
@@ -1567,7 +1853,7 @@
         <w:rPr>
           <w:color w:val="000000"/>
         </w:rPr>
-        <w:t>So I said to my father, I said, I found grandfather dead in the front room. He said, no, he died in bed, I was with him. This tells a lot about trauma, children's trauma. Obviously my parents weren't getting on, they didn't. Well, anyway, and I'm thinking I'm the problem they go in and they presume they've killed the old my dear old grandfather and I presume they're gonna kill me now.</w:t>
+        <w:t>So I said to my father, I said, I found grandfather dead in the front room. He said, no, he died in bed, I was with him.</w:t>
       </w:r>
     </w:p>
     <w:p>
@@ -1580,7 +1866,20 @@
         <w:rPr>
           <w:color w:val="000000"/>
         </w:rPr>
-        <w:t>What happened when that trauma came up, so you have to be very careful with childhood memories, right? Because you don't know what you're laying on them actually in the memory. I speak to myself in English, but I don't think I had an English, in fact I could speak at the age of two. But that was the thought.</w:t>
+        <w:t>This tells a lot about trauma, children's trauma. Obviously my parents weren't getting on, they didn't. Well, anyway, and I'm thinking I'm the problem they go in and they presume they've killed the old, my dear old grandfather. And I presume they're gonna kill me now.</w:t>
+      </w:r>
+    </w:p>
+    <w:p>
+      <w:pPr>
+        <w:spacing w:after="120"/>
+        <w:ind w:firstLine="397"/>
+        <w:jc w:val="both"/>
+      </w:pPr>
+      <w:r>
+        <w:rPr>
+          <w:color w:val="000000"/>
+        </w:rPr>
+        <w:t>So you have to be very careful with childhood memories, right? Because you don't know what you're laying on them actually in the memory. I speak to myself in English, but I don't think I had an English, in fact I could speak at the age of two. But that was the thought.</w:t>
       </w:r>
     </w:p>
     <w:p>
@@ -1632,7 +1931,7 @@
         <w:rPr>
           <w:color w:val="000000"/>
         </w:rPr>
-        <w:t>Now if you were to ask me if I had a choice between those two, you know, what would I have gone for? This sort of vision or this purification of the heart? No choice. You go for the purification of the heart. Because that's something you can do. You can't make these other things happen. And they seem to come to cap a certain level. They don't come to begin something. They seem to end a process. So I don't think that would have been possible, that sort of insight or vision or whatever it was. It would have been possible without the clearing of the heart.</w:t>
+        <w:t>Now if you were to ask me if I had a choice between those two, you know, what would I have gone for? This sort of vision or this purification of the heart? No choice. You go for the purification of the heart. Because that's something you can do. You can't make these other things happen. And they seem to come to cap a certain level. They don't come to begin something. They seem to end a process.</w:t>
       </w:r>
     </w:p>
     <w:p>
@@ -1645,7 +1944,7 @@
         <w:rPr>
           <w:color w:val="000000"/>
         </w:rPr>
-        <w:t>Now if you look at the Dhammapada, the Buddha puts the practice as: Stop doing evil, do good, purify the heart. This is the teaching of all the Buddhas. It's as simple as that. So this purifying of the heart, what we go through when we're sitting there with all these guns coming up, that is something that we can actually do something directly about.</w:t>
+        <w:t>So I don't think that would have been possible, that sort of insight or vision or whatever it was. It would have been possible without the clearing of the heart.</w:t>
       </w:r>
     </w:p>
     <w:p>
@@ -1658,7 +1957,7 @@
         <w:rPr>
           <w:color w:val="000000"/>
         </w:rPr>
-        <w:t>Now when it comes to this other thing, this bump on the head, what do you think, God? Big being? Or just neurons firing through your head, just atomic, subatomic activity, which is firing through the head. The thing is, I don't know. It didn't feel like a personal God. It just felt as though I was given this gift and I've remained at that level.</w:t>
+        <w:t>Now if you look at the Dhammapada, the Buddha puts the practice as: Stop doing evil, do good, purify the heart. This is the teaching of all the Buddhas. It's as simple as that.</w:t>
       </w:r>
     </w:p>
     <w:p>
@@ -1671,7 +1970,7 @@
         <w:rPr>
           <w:color w:val="000000"/>
         </w:rPr>
-        <w:t>So if something happens like that to you, you don't have to expand it into some sort of huge cosmology. It's just something that you receive. It's just an interesting thing. And what I understood by that was that the whole of this phenomenal world is nothing but light. It's nothing but energy. And that matter is just the coagulation of it. That's all it is. That's what it's made of. There's nothing real. There's nothing substantial in it.</w:t>
+        <w:t>So this purifying of the heart, what we go through when we're sitting there with all these guns coming up, that is something that we can actually do something directly about.</w:t>
       </w:r>
     </w:p>
     <w:p>
@@ -1684,7 +1983,7 @@
         <w:rPr>
           <w:color w:val="000000"/>
         </w:rPr>
-        <w:t>The story then is basically how I became a Buddhist. I went up to Throssel, I joined the Zen monastery. And then through that, through Vajra Bailey, I met the Theravada monk and I did a retreat with him. And in that retreat I was drawn. Then the next year the Mahasis came and that gave me a real technique in which to really delve into myself in a way that Zen hadn't really done.</w:t>
+        <w:t>Now when it comes to this other thing, this bump on the head, what do you think, God? Big being? Or just neurons firing through your head, just atomic, subatomic activity, which is firing through the head.</w:t>
       </w:r>
     </w:p>
     <w:p>
@@ -1697,7 +1996,7 @@
         <w:rPr>
           <w:color w:val="000000"/>
         </w:rPr>
-        <w:t>And it was from that that I decided to take a sabbatical from work and I went to Burma with my teacher for six months. And when I came back, I was really, during that time, this whole business of impermanence became even more clearer because there I actually clearly saw that although this might be, what I'd seen about this tree might be true out there, what's actually true in here is the arising and passing away, minutely, of consciousnesses.</w:t>
+        <w:t>The thing is, I don't know. It didn't feel like a personal God. It just felt as though I was given this gift and I've remained at that level. So if something happens like that to you, you don't have to expand it into some sort of huge cosmology. It's just something that you receive. It's just an interesting thing.</w:t>
       </w:r>
     </w:p>
     <w:p>
@@ -1710,7 +2009,59 @@
         <w:rPr>
           <w:color w:val="000000"/>
         </w:rPr>
-        <w:t>And that's actually what we're experiencing all the time, just this screen which is flashing, flashing inside us. And what is it that's aware of it? What is it that is looking at it? And that, of course, is our satipañña, that's our intuitive awareness. And it's that separation which is the process of liberating ourselves from the delusion of thinking that we are this psychophysical organism.</w:t>
+        <w:t>And what I understood by that was that the whole of this phenomenal world is nothing but light. It's nothing but energy. And that matter is just the coagulation of it. That's all it is. That's what it's made of. There's nothing real. There's nothing substantial in it.</w:t>
+      </w:r>
+    </w:p>
+    <w:p>
+      <w:pPr>
+        <w:spacing w:after="120"/>
+        <w:ind w:firstLine="397"/>
+        <w:jc w:val="both"/>
+      </w:pPr>
+      <w:r>
+        <w:rPr>
+          <w:color w:val="000000"/>
+        </w:rPr>
+        <w:t>Anyway, all that passed, and I carried on teaching. The story then is basically how I became a Buddhist. I went up to Throssel, I joined the Zen monastery. And then through that, through Vajra Bailey, I met the Theravada monk and I did a retreat with him. And in that retreat I was drawn.</w:t>
+      </w:r>
+    </w:p>
+    <w:p>
+      <w:pPr>
+        <w:spacing w:after="120"/>
+        <w:ind w:firstLine="397"/>
+        <w:jc w:val="both"/>
+      </w:pPr>
+      <w:r>
+        <w:rPr>
+          <w:color w:val="000000"/>
+        </w:rPr>
+        <w:t>Then the next year the Mahasis came and that gave me a real technique in which to really delve into myself in a way that Zen hadn't really done. And it was from that that I decided to take a sabbatical from work and I went to Burma with my teacher for six months.</w:t>
+      </w:r>
+    </w:p>
+    <w:p>
+      <w:pPr>
+        <w:spacing w:after="120"/>
+        <w:ind w:firstLine="397"/>
+        <w:jc w:val="both"/>
+      </w:pPr>
+      <w:r>
+        <w:rPr>
+          <w:color w:val="000000"/>
+        </w:rPr>
+        <w:t>And when I came back, I was really, during that time, this whole business of impermanence became even more clearer because there I actually clearly saw that although this might be, what I'd seen about this tree might be true out there, what's actually true in here is the arising and passing away, minutely, of consciousnesses. And that's actually what we're experiencing all the time, just this screen which is flashing, flashing inside us.</w:t>
+      </w:r>
+    </w:p>
+    <w:p>
+      <w:pPr>
+        <w:spacing w:after="120"/>
+        <w:ind w:firstLine="397"/>
+        <w:jc w:val="both"/>
+      </w:pPr>
+      <w:r>
+        <w:rPr>
+          <w:color w:val="000000"/>
+        </w:rPr>
+        <w:t>And what is it that's aware of it? What is it that is looking at it? And that, of course, is our satipanna, that's our intuitive awareness. And it's that separation which is the process of liberating ourselves from the delusion of thinking that we are this psychophysical organism.</w:t>
       </w:r>
     </w:p>
     <w:p>
@@ -1749,7 +2100,7 @@
         <w:rPr>
           <w:color w:val="000000"/>
         </w:rPr>
-        <w:t>But something else started to creep in, which was, why don't I spend three years as a monk? Now, the monastic order was established by the Buddha exactly for that reason. When you look at the rules of the monastic order, you end up simply learning the Dharma or meditating. There's nothing beyond that if you're keeping the rule as he would want it. And the whole infrastructure that comes with it in a society is that it holds you there, it holds you in that place.</w:t>
+        <w:t>But something else started to creep in, which was, why don't I spend three years as a monk?</w:t>
       </w:r>
     </w:p>
     <w:p>
@@ -1762,7 +2113,7 @@
         <w:rPr>
           <w:color w:val="000000"/>
         </w:rPr>
-        <w:t>So I struggled with that for about a year, making lists for and against, and for and against. And finally, when it really got on top of me, I went to see Ray with the Dam with my teacher, and I said, Banty, I want to become a monk. And he said, you're too old. What a relief. Let's get back and live properly. So that was it.</w:t>
+        <w:t>Now, the monastic order was established by the Buddha exactly for that reason. When you look at the rules of the monastic order, you end up simply learning the Dharma or meditating. There's nothing beyond that if you're keeping the rule as he would want it. And the whole infrastructure that comes with it in a society is that it holds you there, it holds you in that place.</w:t>
       </w:r>
     </w:p>
     <w:p>
@@ -1775,7 +2126,46 @@
         <w:rPr>
           <w:color w:val="000000"/>
         </w:rPr>
-        <w:t>But it wouldn't leave me. So come another six months, I'm back to him and I'm saying, listen, I've got to, I really have to ordain. Even if it's only for three years. That was my intention, a three-year ordination. So again, he said, well, no, he said, you know, you're needed here. I've become now so much part of that Vihara. And there were only a few of us. He wasn't the type of person who collected people. So there's only about three of us who held the whole Vihara up.</w:t>
+        <w:t>So I struggled with that for about a year, making lists for and against, and for and against.</w:t>
+      </w:r>
+    </w:p>
+    <w:p>
+      <w:pPr>
+        <w:spacing w:after="120"/>
+        <w:ind w:firstLine="397"/>
+        <w:jc w:val="both"/>
+      </w:pPr>
+      <w:r>
+        <w:rPr>
+          <w:color w:val="000000"/>
+        </w:rPr>
+        <w:t>And finally, when it really got on top of me, I went to see Ray with the Dam with my teacher, and I said, Banty, I want to become a monk. And he said, you're too old. What a relief. Let's get back and live properly.</w:t>
+      </w:r>
+    </w:p>
+    <w:p>
+      <w:pPr>
+        <w:spacing w:after="120"/>
+        <w:ind w:firstLine="397"/>
+        <w:jc w:val="both"/>
+      </w:pPr>
+      <w:r>
+        <w:rPr>
+          <w:color w:val="000000"/>
+        </w:rPr>
+        <w:t>So that was it. But it wouldn't leave me. So come another six months, I'm back to him and I'm saying, listen, I've got to, I really have to ordain. Even if it's only for three years. That was my intention, a three-year ordination.</w:t>
+      </w:r>
+    </w:p>
+    <w:p>
+      <w:pPr>
+        <w:spacing w:after="120"/>
+        <w:ind w:firstLine="397"/>
+        <w:jc w:val="both"/>
+      </w:pPr>
+      <w:r>
+        <w:rPr>
+          <w:color w:val="000000"/>
+        </w:rPr>
+        <w:t>So again, he said, well, no, he said, you know, you're needed here. I've become now so much part of that Vihara. And there were only a few of us. He wasn't the type of person who collected people. So there's only about three of us who held the whole Vihara up.</w:t>
       </w:r>
     </w:p>
     <w:p>
@@ -1827,7 +2217,7 @@
         <w:rPr>
           <w:color w:val="000000"/>
         </w:rPr>
-        <w:t>And who should be there at the Vihara but Sayadaw U Pandita, some of you might know. He's one of the prime teachers of the Mahasi tradition, who invited me to come and join him in Burma. So before I did that, I thought, well, why don't I go and live at Amaravati, the big monastery there, and really get to know what it is to live in this community.</w:t>
+        <w:t>And who should be there at the Vihara but Upandita, Sayadaw Upandita, some of you might know. He's one of the prime teachers of the Mahasi tradition, who invited me to come and join him in Burma.</w:t>
       </w:r>
     </w:p>
     <w:p>
@@ -1840,7 +2230,813 @@
         <w:rPr>
           <w:color w:val="000000"/>
         </w:rPr>
-        <w:t>So I turned up there, and it was during that year that there was that demonstrations in Burma and all the killing and everything that they did. It was the one before the one...</w:t>
+        <w:t>So before I did that, I thought, well, why don't I go and live at Amaravati, the big monastery there, and really get to know what it is to live in this community. So I turned up there, and it was during that year that there was that demonstrations in Burma and all the killing and everything that they did. It was the one before the one that finally made the military pull back. So I decided not to go.</w:t>
+      </w:r>
+    </w:p>
+    <w:p>
+      <w:pPr>
+        <w:spacing w:after="120"/>
+        <w:ind w:firstLine="397"/>
+        <w:jc w:val="both"/>
+      </w:pPr>
+      <w:r>
+        <w:rPr>
+          <w:color w:val="000000"/>
+        </w:rPr>
+        <w:t>And then at the turning of the year, I said to the sangha, I said to the monk, listen, I ought to go and tell Sayadaw Upandita why I've not turned up. So I went to his retreat in IMS. That's Barry, Massachusetts place.</w:t>
+      </w:r>
+    </w:p>
+    <w:p>
+      <w:pPr>
+        <w:spacing w:after="120"/>
+        <w:ind w:firstLine="397"/>
+        <w:jc w:val="both"/>
+      </w:pPr>
+      <w:r>
+        <w:rPr>
+          <w:color w:val="000000"/>
+        </w:rPr>
+        <w:t>And as soon as I walked into the meditation hall, I just knew this was it. I didn't want to live in that sort of forest community type of monasticism. I wanted this hard grind full on, full metal jacket meditation.</w:t>
+      </w:r>
+    </w:p>
+    <w:p>
+      <w:pPr>
+        <w:spacing w:after="120"/>
+        <w:ind w:firstLine="397"/>
+        <w:jc w:val="both"/>
+      </w:pPr>
+      <w:r>
+        <w:rPr>
+          <w:color w:val="000000"/>
+        </w:rPr>
+        <w:t>So I decided to go to Burma. But I couldn't get in. I got to Bangkok. I couldn't get a visa. I ended up in a monastery in the north. I finally caught up with Upandita down in Penang. And I did a retreat with him in Penang there.</w:t>
+      </w:r>
+    </w:p>
+    <w:p>
+      <w:pPr>
+        <w:spacing w:after="120"/>
+        <w:ind w:firstLine="397"/>
+        <w:jc w:val="both"/>
+      </w:pPr>
+      <w:r>
+        <w:rPr>
+          <w:color w:val="000000"/>
+        </w:rPr>
+        <w:t>And by this time, I'm despairing again. Because it's four years. I'm not getting anywhere. I'd determined three years. I thought, well, I'll give it another what.</w:t>
+      </w:r>
+    </w:p>
+    <w:p>
+      <w:pPr>
+        <w:spacing w:after="120"/>
+        <w:ind w:firstLine="397"/>
+        <w:jc w:val="both"/>
+      </w:pPr>
+      <w:r>
+        <w:rPr>
+          <w:color w:val="000000"/>
+        </w:rPr>
+        <w:t>So I'm kneeling in front of the Buddha statue. And I'm saying, look, I've done what I can. I said, if nothing happens in another year, I'm going to go back and do something useful.</w:t>
+      </w:r>
+    </w:p>
+    <w:p>
+      <w:pPr>
+        <w:spacing w:after="120"/>
+        <w:ind w:firstLine="397"/>
+        <w:jc w:val="both"/>
+      </w:pPr>
+      <w:r>
+        <w:rPr>
+          <w:color w:val="000000"/>
+        </w:rPr>
+        <w:t>So there was a German monk there whom I was talking to and giving him all my sorrows and telling him where I was and all that. And he said to me, why don't you go to Sri Lanka? I said, Sri Lanka? I never even thought the miles. He was out there.</w:t>
+      </w:r>
+    </w:p>
+    <w:p>
+      <w:pPr>
+        <w:spacing w:after="120"/>
+        <w:ind w:firstLine="397"/>
+        <w:jc w:val="both"/>
+      </w:pPr>
+      <w:r>
+        <w:rPr>
+          <w:color w:val="000000"/>
+        </w:rPr>
+        <w:t>So I wrote to Venerable Pali, who was the abbot. And he wrote back and said, come. When I got there, I told him what I wanted to, I said, I just want to sit. I just want to find somewhere I can sit.</w:t>
+      </w:r>
+    </w:p>
+    <w:p>
+      <w:pPr>
+        <w:spacing w:after="120"/>
+        <w:ind w:firstLine="397"/>
+        <w:jc w:val="both"/>
+      </w:pPr>
+      <w:r>
+        <w:rPr>
+          <w:color w:val="000000"/>
+        </w:rPr>
+        <w:t>So he gave me a bunch of, he gave me this keys and he directs me to this kuti, this hut at the back of the meditation room, of the monastery. And when I got there, there's this beautiful little 10 foot by six foot hut with a little chankama, a walking area with walls. Yeah. Keep the snakes out and all that. And a garden all to myself. And I walked in there and I thought, this is absolutely marvellous.</w:t>
+      </w:r>
+    </w:p>
+    <w:p>
+      <w:pPr>
+        <w:spacing w:after="120"/>
+        <w:ind w:firstLine="397"/>
+        <w:jc w:val="both"/>
+      </w:pPr>
+      <w:r>
+        <w:rPr>
+          <w:color w:val="000000"/>
+        </w:rPr>
+        <w:t>So I had a toilet built, that was important. And then there came that day, which was, it's very rare, even in a sense, even in the monastic life, where you didn't have to go into a retreat with the idea that you're going to finish in a month, three months, four months. I went in with no ending date.</w:t>
+      </w:r>
+    </w:p>
+    <w:p>
+      <w:pPr>
+        <w:spacing w:after="120"/>
+        <w:ind w:firstLine="397"/>
+        <w:jc w:val="both"/>
+      </w:pPr>
+      <w:r>
+        <w:rPr>
+          <w:color w:val="000000"/>
+        </w:rPr>
+        <w:t>And so I sat there going through all this purification of the heart, doing the meditation, 2 o'clock till 10 o'clock at night, really going for it. I was absolutely empowered for doing it.</w:t>
+      </w:r>
+    </w:p>
+    <w:p>
+      <w:pPr>
+        <w:spacing w:after="120"/>
+        <w:ind w:firstLine="397"/>
+        <w:jc w:val="both"/>
+      </w:pPr>
+      <w:r>
+        <w:rPr>
+          <w:color w:val="000000"/>
+        </w:rPr>
+        <w:t>And it was during that time my second trauma appeared out of the blue. I had this dream of looking across a pond and there was a ghost waving at me. Now this ghost was exactly what you expect a ghost, a big sheep with two eyes. And it was on the other side of the park. And I was absolutely terrified. And I asked a Jungian psychologist about this. He said it was a birth trauma. I don't know.</w:t>
+      </w:r>
+    </w:p>
+    <w:p>
+      <w:pPr>
+        <w:spacing w:after="120"/>
+        <w:ind w:firstLine="397"/>
+        <w:jc w:val="both"/>
+      </w:pPr>
+      <w:r>
+        <w:rPr>
+          <w:color w:val="000000"/>
+        </w:rPr>
+        <w:t>And then one night, the dream came once, it came twice, this nightmare. And then one night I woke up and there it was in the corner of the room. And I remember bouncing on the bed in absolute terror and my little voice saying, what do you want? What do you want? And the thing just disappeared. It just fizzled out. And that was it. Something just came out of the heart, this trauma. I still don't know what it means.</w:t>
+      </w:r>
+    </w:p>
+    <w:p>
+      <w:pPr>
+        <w:spacing w:after="120"/>
+        <w:ind w:firstLine="397"/>
+        <w:jc w:val="both"/>
+      </w:pPr>
+      <w:r>
+        <w:rPr>
+          <w:color w:val="000000"/>
+        </w:rPr>
+        <w:t>And then after that, the clarity of impermanence became even more obvious to me. And it was so fortunate. Death doesn't particularly regard you. Death happens when it wants to do it. It's usually most inconvenient.</w:t>
+      </w:r>
+    </w:p>
+    <w:p>
+      <w:pPr>
+        <w:spacing w:after="120"/>
+        <w:ind w:firstLine="397"/>
+        <w:jc w:val="both"/>
+      </w:pPr>
+      <w:r>
+        <w:rPr>
+          <w:color w:val="000000"/>
+        </w:rPr>
+        <w:t>So at that point, just when everything was finished, my father died. So I remember receiving the news and I was walking back towards the Kuti. I'm crying. But I didn't cry long because when I reflected on his life, you know, he had a good life. He was a happy man. He was very sanguine, et cetera, et cetera, you know. And I loved him much.</w:t>
+      </w:r>
+    </w:p>
+    <w:p>
+      <w:pPr>
+        <w:spacing w:after="120"/>
+        <w:ind w:firstLine="397"/>
+        <w:jc w:val="both"/>
+      </w:pPr>
+      <w:r>
+        <w:rPr>
+          <w:color w:val="000000"/>
+        </w:rPr>
+        <w:t>And I went back for his funeral. And then I thought, well, somebody has to stay with my mother, comfort my mother. So I stayed with my mother for a year and I was a real Job's comforter. You know what I mean? I think I called her more misery. Death stirs things up, you know? Death stirs things up. I mean, if there's one woman I love to bitch, it's my mother, you know? And I could strangle her.</w:t>
+      </w:r>
+    </w:p>
+    <w:p>
+      <w:pPr>
+        <w:spacing w:after="120"/>
+        <w:ind w:firstLine="397"/>
+        <w:jc w:val="both"/>
+      </w:pPr>
+      <w:r>
+        <w:rPr>
+          <w:color w:val="000000"/>
+        </w:rPr>
+        <w:t>So I stayed with her for one year and then I came back and I said to the family, I don't think she's going to live long because she doesn't have the moral support.</w:t>
+      </w:r>
+    </w:p>
+    <w:p>
+      <w:pPr>
+        <w:spacing w:after="120"/>
+        <w:ind w:firstLine="397"/>
+        <w:jc w:val="both"/>
+      </w:pPr>
+      <w:r>
+        <w:rPr>
+          <w:color w:val="000000"/>
+        </w:rPr>
+        <w:t>Anyway, what happened was I went back with the fierce intention again to start and off I went. And come about, it wasn't very long, something like that, she went seriously ill. And so I came back, and I felt really bad about that year of comforting. And so I really made an effort this time.</w:t>
+      </w:r>
+    </w:p>
+    <w:p>
+      <w:pPr>
+        <w:spacing w:after="120"/>
+        <w:ind w:firstLine="397"/>
+        <w:jc w:val="both"/>
+      </w:pPr>
+      <w:r>
+        <w:rPr>
+          <w:color w:val="000000"/>
+        </w:rPr>
+        <w:t>And you couldn't live with my mother. It was impossible. So we got her into a lovely nursing home. And at first, she hated it. She talked about le carrozze, these wheelchairs. She couldn't stand the wheelchairs. But when I went to see her after about a month, she was perfectly at home. She was back in boarding school. She was with all these friends, all these women. She was chatting away. She was the life of the party. It was absolutely wonderful to see her.</w:t>
+      </w:r>
+    </w:p>
+    <w:p>
+      <w:pPr>
+        <w:spacing w:after="120"/>
+        <w:ind w:firstLine="397"/>
+        <w:jc w:val="both"/>
+      </w:pPr>
+      <w:r>
+        <w:rPr>
+          <w:color w:val="000000"/>
+        </w:rPr>
+        <w:t>Anyway, again, most convenient, she decided to have a stroke just before I was off to Sri Lanka. And she died within three days. So having buried her, I then went back to Sri Lanka and started the process again.</w:t>
+      </w:r>
+    </w:p>
+    <w:p>
+      <w:pPr>
+        <w:spacing w:after="120"/>
+        <w:ind w:firstLine="397"/>
+        <w:jc w:val="both"/>
+      </w:pPr>
+      <w:r>
+        <w:rPr>
+          <w:color w:val="000000"/>
+        </w:rPr>
+        <w:t>So the death of my mother was really weird. I felt like an orphan. I mean, I was, what, 45 years old? And I felt as though, yeah, I felt like an orphan. I wrote this big, long letter to one of my cousins in Italy explaining how awful I felt. I don't know what he's done with it.</w:t>
+      </w:r>
+    </w:p>
+    <w:p>
+      <w:pPr>
+        <w:spacing w:after="120"/>
+        <w:ind w:firstLine="397"/>
+        <w:jc w:val="both"/>
+      </w:pPr>
+      <w:r>
+        <w:rPr>
+          <w:color w:val="000000"/>
+        </w:rPr>
+        <w:t>And that passed. And then I went back and really went for it again.</w:t>
+      </w:r>
+    </w:p>
+    <w:p>
+      <w:pPr>
+        <w:spacing w:after="120"/>
+        <w:ind w:firstLine="397"/>
+        <w:jc w:val="both"/>
+      </w:pPr>
+      <w:r>
+        <w:rPr>
+          <w:color w:val="000000"/>
+        </w:rPr>
+        <w:t>And there came this point where, oh, it was just impossible. The restlessness, the pain that was coming out of me, it was just constant. It was day in. I woke up into it. I carried it through the day. I slept into it. I woke up and it just went on day after day. And it got to a point when I thought, no, I just can't go on. I can't go on, I'm going to stop.</w:t>
+      </w:r>
+    </w:p>
+    <w:p>
+      <w:pPr>
+        <w:spacing w:after="120"/>
+        <w:ind w:firstLine="397"/>
+        <w:jc w:val="both"/>
+      </w:pPr>
+      <w:r>
+        <w:rPr>
+          <w:color w:val="000000"/>
+        </w:rPr>
+        <w:t>Well, I can't tell you what happened then. When I gave up at that moment, there came into me this enormous terror, which picked me up and threw me back onto the meditation cushion.</w:t>
+      </w:r>
+    </w:p>
+    <w:p>
+      <w:pPr>
+        <w:spacing w:after="120"/>
+        <w:ind w:firstLine="397"/>
+        <w:jc w:val="both"/>
+      </w:pPr>
+      <w:r>
+        <w:rPr>
+          <w:color w:val="000000"/>
+        </w:rPr>
+        <w:t>Because that's the last thing you do. You can stop for a while, you can leave it, you can get drunk, you can do anything, but you never give up. Once you're on the path, you move on the path. If you give up, there's only one way to go. You're going to go down.</w:t>
+      </w:r>
+    </w:p>
+    <w:p>
+      <w:pPr>
+        <w:spacing w:after="120"/>
+        <w:ind w:firstLine="397"/>
+        <w:jc w:val="both"/>
+      </w:pPr>
+      <w:r>
+        <w:rPr>
+          <w:color w:val="000000"/>
+        </w:rPr>
+        <w:t>And I was horrified. I can't tell you the horror that struck me when I realized that I'd actually given up on my spiritual journey. So I got over that pretty quickly. I just sat on the cushion and mowed my way through it.</w:t>
+      </w:r>
+    </w:p>
+    <w:p>
+      <w:pPr>
+        <w:spacing w:after="120"/>
+        <w:ind w:firstLine="397"/>
+        <w:jc w:val="both"/>
+      </w:pPr>
+      <w:r>
+        <w:rPr>
+          <w:color w:val="000000"/>
+        </w:rPr>
+        <w:t>So then I'm getting, my body is beginning to suffer, I think. I don't know, I'm beginning to feel weak. I'm not strong. I write to a monk I know in London, who's Dr. Vajrayana. And I write with the intention of staying there just to get my body right.</w:t>
+      </w:r>
+    </w:p>
+    <w:p>
+      <w:pPr>
+        <w:spacing w:after="120"/>
+        <w:ind w:firstLine="397"/>
+        <w:jc w:val="both"/>
+      </w:pPr>
+      <w:r>
+        <w:rPr>
+          <w:color w:val="000000"/>
+        </w:rPr>
+        <w:t>So I turn up at the London Buddhist Vihara, and I've got this back room, and I'm basically meditating. And the monk who was teaching there decided to leave the order and get married. So who did they ask to sit on the podium? It's me.</w:t>
+      </w:r>
+    </w:p>
+    <w:p>
+      <w:pPr>
+        <w:spacing w:after="120"/>
+        <w:ind w:firstLine="397"/>
+        <w:jc w:val="both"/>
+      </w:pPr>
+      <w:r>
+        <w:rPr>
+          <w:color w:val="000000"/>
+        </w:rPr>
+        <w:t>So I'm sitting there, and I'm slowly becoming to understand that whatever took me to Sri Lanka, that energy, that inspiration was dying away. I didn't want to go back there. How would I live in Britain? So the only way you can live in Britain, if you want to find somewhere spiritually supportive, was to begin to teach. I needed support. So that's where the teaching began. But, of course, I had this horror of teaching. I really didn't want to do it.</w:t>
+      </w:r>
+    </w:p>
+    <w:p>
+      <w:pPr>
+        <w:spacing w:after="120"/>
+        <w:ind w:firstLine="397"/>
+        <w:jc w:val="both"/>
+      </w:pPr>
+      <w:r>
+        <w:rPr>
+          <w:color w:val="000000"/>
+        </w:rPr>
+        <w:t>So I'm teaching weekend retreats, and come the year 2000, I decide, look, I've got to sort this out, and I go on a retreat with Upandita, outside Upandita's place, Panditarama, in the middle of Rangoon.</w:t>
+      </w:r>
+    </w:p>
+    <w:p>
+      <w:pPr>
+        <w:spacing w:after="120"/>
+        <w:ind w:firstLine="397"/>
+        <w:jc w:val="both"/>
+      </w:pPr>
+      <w:r>
+        <w:rPr>
+          <w:color w:val="000000"/>
+        </w:rPr>
+        <w:t>And when you go on retreat with a problem, you don't think about the problem. You just go on retreat. And whatever is causing the problem will, in fact, just sort itself out. In other words, what's causing the problem is confusion. That's what's normally the problem. And if you just sit with it, if you just stay with it, as confusion, as fear of making a decision, eventually it just sorts itself out.</w:t>
+      </w:r>
+    </w:p>
+    <w:p>
+      <w:pPr>
+        <w:spacing w:after="120"/>
+        <w:ind w:firstLine="397"/>
+        <w:jc w:val="both"/>
+      </w:pPr>
+      <w:r>
+        <w:rPr>
+          <w:color w:val="000000"/>
+        </w:rPr>
+        <w:t>So that was another rotten retreat. Six weeks of misery. And then when it passed, it was lovely and peaceful for a week.</w:t>
+      </w:r>
+    </w:p>
+    <w:p>
+      <w:pPr>
+        <w:spacing w:after="120"/>
+        <w:ind w:firstLine="397"/>
+        <w:jc w:val="both"/>
+      </w:pPr>
+      <w:r>
+        <w:rPr>
+          <w:color w:val="000000"/>
+        </w:rPr>
+        <w:t>So I'm down at the end of the retreat and I'm in the hall there and I'm looking at the bookcase and my eye falls on this book. And it's all the stuff on teaching that's taken out of A Course of Miracles. Some of you might know that book, A Course of Miracles. It's a big book and it's got a teacher's book with it.</w:t>
+      </w:r>
+    </w:p>
+    <w:p>
+      <w:pPr>
+        <w:spacing w:after="120"/>
+        <w:ind w:firstLine="397"/>
+        <w:jc w:val="both"/>
+      </w:pPr>
+      <w:r>
+        <w:rPr>
+          <w:color w:val="000000"/>
+        </w:rPr>
+        <w:t>And I pick it out and I'm reading it and by the end of that book I'm absolutely certain that what I've got to do is teach. How weird. It happens, doesn't it? You've got this problem, you know, and you call for help and the answer comes. It comes in its own time.</w:t>
+      </w:r>
+    </w:p>
+    <w:p>
+      <w:pPr>
+        <w:spacing w:after="120"/>
+        <w:ind w:firstLine="397"/>
+        <w:jc w:val="both"/>
+      </w:pPr>
+      <w:r>
+        <w:rPr>
+          <w:color w:val="000000"/>
+        </w:rPr>
+        <w:t>So I get back to Britain. And I go back to the Vihara. And I set up a little trust. And before we know it, we've collected 25,000 pounds to open a center.</w:t>
+      </w:r>
+    </w:p>
+    <w:p>
+      <w:pPr>
+        <w:spacing w:after="120"/>
+        <w:ind w:firstLine="397"/>
+        <w:jc w:val="both"/>
+      </w:pPr>
+      <w:r>
+        <w:rPr>
+          <w:color w:val="000000"/>
+        </w:rPr>
+        <w:t>And that's where the big mistake comes. I open up in the north of London. All my support is in the south. I completely forget that London is not a city. It's a collection of villages. And you don't go from the south to the north for an evening meeting. That's a two-hour journey.</w:t>
+      </w:r>
+    </w:p>
+    <w:p>
+      <w:pPr>
+        <w:spacing w:after="120"/>
+        <w:ind w:firstLine="397"/>
+        <w:jc w:val="both"/>
+      </w:pPr>
+      <w:r>
+        <w:rPr>
+          <w:color w:val="000000"/>
+        </w:rPr>
+        <w:t>So on the opening day, 30-odd people came. And what happened was they never came again. And I had this, they never came again, that's it.</w:t>
+      </w:r>
+    </w:p>
+    <w:p>
+      <w:pPr>
+        <w:spacing w:after="120"/>
+        <w:ind w:firstLine="397"/>
+        <w:jc w:val="both"/>
+      </w:pPr>
+      <w:r>
+        <w:rPr>
+          <w:color w:val="000000"/>
+        </w:rPr>
+        <w:t>And come September, Mattesh, a Dutch student, he was a student at one of the London universities, doing a PhD. And he's very good. He supported me all the way. He's a lovely man. And I said to him, if we don't have somebody by the end of September, we're not going to have a group.</w:t>
+      </w:r>
+    </w:p>
+    <w:p>
+      <w:pPr>
+        <w:spacing w:after="120"/>
+        <w:ind w:firstLine="397"/>
+        <w:jc w:val="both"/>
+      </w:pPr>
+      <w:r>
+        <w:rPr>
+          <w:color w:val="000000"/>
+        </w:rPr>
+        <w:t>So we advertised all over the place, made these little stickers. And I had two young fellas, and they cycled everywhere. And they put these stickers everywhere, laundrettes, libraries, everywhere. And they had the wrong telephone number. Yeah, you learn, you learn.</w:t>
+      </w:r>
+    </w:p>
+    <w:p>
+      <w:pPr>
+        <w:spacing w:after="120"/>
+        <w:ind w:firstLine="397"/>
+        <w:jc w:val="both"/>
+      </w:pPr>
+      <w:r>
+        <w:rPr>
+          <w:color w:val="000000"/>
+        </w:rPr>
+        <w:t>So the first night the neighbor came and he never came again. The second night nobody came. So by October I'm thinking this is a disaster.</w:t>
+      </w:r>
+    </w:p>
+    <w:p>
+      <w:pPr>
+        <w:spacing w:after="120"/>
+        <w:ind w:firstLine="397"/>
+        <w:jc w:val="both"/>
+      </w:pPr>
+      <w:r>
+        <w:rPr>
+          <w:color w:val="000000"/>
+        </w:rPr>
+        <w:t>By the end of that season the Sri Lankans had come to help us, especially Sita. She was always there helping me, Dr. Sita Sriwarni. And then we had this six-week retreat over winter. We closed the place down. There were five of us. And I decided that it was not going to work. I've got to get out.</w:t>
+      </w:r>
+    </w:p>
+    <w:p>
+      <w:pPr>
+        <w:spacing w:after="120"/>
+        <w:ind w:firstLine="397"/>
+        <w:jc w:val="both"/>
+      </w:pPr>
+      <w:r>
+        <w:rPr>
+          <w:color w:val="000000"/>
+        </w:rPr>
+        <w:t>Luckily, there was a man who was on retreat with me, Peter, who knew the Bachelors. And he got in touch with the Bachelors. That's Stephen and Martine. Some of you might have read their books and might know them. And he told them that the next cosmic Buddha was in the north of London. So there you go.</w:t>
+      </w:r>
+    </w:p>
+    <w:p>
+      <w:pPr>
+        <w:spacing w:after="120"/>
+        <w:ind w:firstLine="397"/>
+        <w:jc w:val="both"/>
+      </w:pPr>
+      <w:r>
+        <w:rPr>
+          <w:color w:val="000000"/>
+        </w:rPr>
+        <w:t>So they came up to see me, and it was just one of these lovely... It was just one of those times when Gaia House was stuck. The Bachelors had moved to France. They needed somebody there to look after the personals, about 12 personals.</w:t>
+      </w:r>
+    </w:p>
+    <w:p>
+      <w:pPr>
+        <w:spacing w:after="120"/>
+        <w:ind w:firstLine="397"/>
+        <w:jc w:val="both"/>
+      </w:pPr>
+      <w:r>
+        <w:rPr>
+          <w:color w:val="000000"/>
+        </w:rPr>
+        <w:t>So I went to see Christina Feldman, and I thought it was a great place. And when I was there, I became really my Dharma teachers, my Dharma teacher centre, college. Because not only was I treating with people who had come on personal retreat, some of them were ill with ME and things like that. Some were, you know, psychological problems, not mental illnesses, but, you know, passing depressions and lots of stuff. I had to deal with some of the managers who were running the place and I was given the chance to run these eight-week retreats in the Mahasi system twice a year.</w:t>
+      </w:r>
+    </w:p>
+    <w:p>
+      <w:pPr>
+        <w:spacing w:after="120"/>
+        <w:ind w:firstLine="397"/>
+        <w:jc w:val="both"/>
+      </w:pPr>
+      <w:r>
+        <w:rPr>
+          <w:color w:val="000000"/>
+        </w:rPr>
+        <w:t>And it was during that time that I realised that there was a little space to start something like this.</w:t>
+      </w:r>
+    </w:p>
+    <w:p>
+      <w:pPr>
+        <w:spacing w:after="120"/>
+        <w:ind w:firstLine="397"/>
+        <w:jc w:val="both"/>
+      </w:pPr>
+      <w:r>
+        <w:rPr>
+          <w:color w:val="000000"/>
+        </w:rPr>
+        <w:t>So after about a year or two, I decided to leave. I was never really fully into the teachers' organisation there because it's a very lay organisation. And so, again, I came to a choice as to whether to disrobe and become a lay teacher or to remain a monk. It was a bit like, for those of you who know the imagery, a bit like being a Catholic priest amongst Quakers.</w:t>
+      </w:r>
+    </w:p>
+    <w:p>
+      <w:pPr>
+        <w:spacing w:after="120"/>
+        <w:ind w:firstLine="397"/>
+        <w:jc w:val="both"/>
+      </w:pPr>
+      <w:r>
+        <w:rPr>
+          <w:color w:val="000000"/>
+        </w:rPr>
+        <w:t>So I gave up. I decided to leave. And then we just went through the whole business of a trust. I have a special thanks to Anne Ashton, who was the treasurer, who was the accounts person at Gaia House and she took us through this whole process of a lawyer. We've got a lawyer from down in London, you know a simple letter to the charitable trust and we had it, you know, and it only cost us two and a half thousand pound and then we set it up.</w:t>
+      </w:r>
+    </w:p>
+    <w:p>
+      <w:pPr>
+        <w:spacing w:after="120"/>
+        <w:ind w:firstLine="397"/>
+        <w:jc w:val="both"/>
+      </w:pPr>
+      <w:r>
+        <w:rPr>
+          <w:color w:val="000000"/>
+        </w:rPr>
+        <w:t>Well, then it's just history, isn't it? You know, I find this place and from then on I think you know, it's all about...</w:t>
+      </w:r>
+    </w:p>
+    <w:p>
+      <w:pPr>
+        <w:spacing w:after="120"/>
+        <w:ind w:firstLine="397"/>
+        <w:jc w:val="both"/>
+      </w:pPr>
+      <w:r>
+        <w:rPr>
+          <w:color w:val="000000"/>
+        </w:rPr>
+        <w:t>So you might ask now, after all this, where am I? Everybody wants to know where you are.</w:t>
+      </w:r>
+    </w:p>
+    <w:p>
+      <w:pPr>
+        <w:spacing w:after="120"/>
+        <w:ind w:firstLine="397"/>
+        <w:jc w:val="both"/>
+      </w:pPr>
+      <w:r>
+        <w:rPr>
+          <w:color w:val="000000"/>
+        </w:rPr>
+        <w:t>So the Buddha gives this image of an ocean in which beings are swimming underneath, completely lost. Others bob their head up and down, and some are stable, and they can see there's an island. An island which is both in, but not of, this world.</w:t>
+      </w:r>
+    </w:p>
+    <w:p>
+      <w:pPr>
+        <w:spacing w:after="120"/>
+        <w:ind w:firstLine="397"/>
+        <w:jc w:val="both"/>
+      </w:pPr>
+      <w:r>
+        <w:rPr>
+          <w:color w:val="000000"/>
+        </w:rPr>
+        <w:t>Now for me, it wasn't an ocean, it's been a swamp, okay? So I'm stuck in this swamp with crocodiles, and every so often there's a bit of a clearing, and that's it.</w:t>
+      </w:r>
+    </w:p>
+    <w:p>
+      <w:pPr>
+        <w:spacing w:after="120"/>
+        <w:ind w:firstLine="397"/>
+        <w:jc w:val="both"/>
+      </w:pPr>
+      <w:r>
+        <w:rPr>
+          <w:color w:val="000000"/>
+        </w:rPr>
+        <w:t>And all I can say is that I know where the island is. That's the important thing. I know where the island is. Does that mean I'm making a beeline for it? Not at all. I slip over here, slip over, I sometimes turn my back on it. But generally speaking, I'm on the way, right? So that's where you've got to get to.</w:t>
+      </w:r>
+    </w:p>
+    <w:p>
+      <w:pPr>
+        <w:spacing w:after="120"/>
+        <w:ind w:firstLine="397"/>
+        <w:jc w:val="both"/>
+      </w:pPr>
+      <w:r>
+        <w:rPr>
+          <w:color w:val="000000"/>
+        </w:rPr>
+        <w:t>So you can see how I just stumbled and bumbled and just blundered my way through life, but not without lots of summery somersaults and sticky toffee pudding with custard. And I've landed here in an area of outstanding natural beauty. It's not bad, is it?</w:t>
+      </w:r>
+    </w:p>
+    <w:p>
+      <w:pPr>
+        <w:spacing w:after="120"/>
+        <w:ind w:firstLine="397"/>
+        <w:jc w:val="both"/>
+      </w:pPr>
+      <w:r>
+        <w:rPr>
+          <w:color w:val="000000"/>
+        </w:rPr>
+        <w:t>Anyway, so now, there are two things. I wanted to talk about some of my spiritual experience, because I want to really release people from keeping it to themselves. Often, you know, I get meditators come to me and tell me similar things that I've told you, and I've said, have you told anybody? They say, no, it's only just for me. Because there isn't that framework within which they feel free to express themselves.</w:t>
+      </w:r>
+    </w:p>
+    <w:p>
+      <w:pPr>
+        <w:spacing w:after="120"/>
+        <w:ind w:firstLine="397"/>
+        <w:jc w:val="both"/>
+      </w:pPr>
+      <w:r>
+        <w:rPr>
+          <w:color w:val="000000"/>
+        </w:rPr>
+        <w:t>And often, of course, if they can't, they get into what's known as a spiritual emergency, where it just sends them offline and they end up with a doctor. And if the doctor's not sympathetic, of course, you're back on drugs. It's a psychotic interlude or something.</w:t>
+      </w:r>
+    </w:p>
+    <w:p>
+      <w:pPr>
+        <w:spacing w:after="120"/>
+        <w:ind w:firstLine="397"/>
+        <w:jc w:val="both"/>
+      </w:pPr>
+      <w:r>
+        <w:rPr>
+          <w:color w:val="000000"/>
+        </w:rPr>
+        <w:t>So be much more open about out-of-body experiences. I go to Gaia and occasionally I'll ask a group of 25 how many people have had out-of-body experiences. Five hands go up. Now, I wouldn't say that's the same percentage for the general population, but it's not an unknown experience, you know?</w:t>
+      </w:r>
+    </w:p>
+    <w:p>
+      <w:pPr>
+        <w:spacing w:after="120"/>
+        <w:ind w:firstLine="397"/>
+        <w:jc w:val="both"/>
+      </w:pPr>
+      <w:r>
+        <w:rPr>
+          <w:color w:val="000000"/>
+        </w:rPr>
+        <w:t>And so finally, what is it that I would really like to pass on to you? What is it I've come to know?</w:t>
+      </w:r>
+    </w:p>
+    <w:p>
+      <w:pPr>
+        <w:spacing w:after="120"/>
+        <w:ind w:firstLine="397"/>
+        <w:jc w:val="both"/>
+      </w:pPr>
+      <w:r>
+        <w:rPr>
+          <w:color w:val="000000"/>
+        </w:rPr>
+        <w:t>I've come to realize that the difference between me and the Buddha is one of degree and not of kind. And that the difference between me and you is the same. And that the difference between us and all sentient beings, all these animals, if you look into their eyes, the mirrors, the windows to the soul, you'll see they have this intelligence.</w:t>
+      </w:r>
+    </w:p>
+    <w:p>
+      <w:pPr>
+        <w:spacing w:after="120"/>
+        <w:ind w:firstLine="397"/>
+        <w:jc w:val="both"/>
+      </w:pPr>
+      <w:r>
+        <w:rPr>
+          <w:color w:val="000000"/>
+        </w:rPr>
+        <w:t>And that, because of that, the force that lies in us all is to seek happiness. And because we're deluded, we create all this suffering, but at some point there has to be a turning. You turn round upon it, and at some point in your life, you're pushed by your own suffering to move towards the end of it.</w:t>
+      </w:r>
+    </w:p>
+    <w:p>
+      <w:pPr>
+        <w:spacing w:after="120"/>
+        <w:ind w:firstLine="397"/>
+        <w:jc w:val="both"/>
+      </w:pPr>
+      <w:r>
+        <w:rPr>
+          <w:color w:val="000000"/>
+        </w:rPr>
+        <w:t>Now Kant has this little phrase called a categorical imperative. And he's talking about the moral law, whereby, if you make a moral law, like for instance not to steal, that is unconditionally and completely applicable to all human beings. In the category of stealing, it is an imperative, a command that all human beings obey that. You can't say one human being can steal and others can't.</w:t>
+      </w:r>
+    </w:p>
+    <w:p>
+      <w:pPr>
+        <w:spacing w:after="120"/>
+        <w:ind w:firstLine="397"/>
+        <w:jc w:val="both"/>
+      </w:pPr>
+      <w:r>
+        <w:rPr>
+          <w:color w:val="000000"/>
+        </w:rPr>
+        <w:t>So I would like to say that it is a categorical imperative that all beings, all sentient beings, will become fully liberated from all suffering forever. Absolutely.</w:t>
+      </w:r>
+    </w:p>
+    <w:p>
+      <w:pPr>
+        <w:spacing w:after="120"/>
+        <w:ind w:firstLine="397"/>
+        <w:jc w:val="both"/>
+      </w:pPr>
+      <w:r>
+        <w:rPr>
+          <w:color w:val="000000"/>
+        </w:rPr>
+        <w:t>I can only hope my words have been of some assistance, that they have not caused confusion and befuddlement, and that you will, by your devotion to the practice, unrelenting, unremitting devotion to the practice, come to the end of suffering forever, sooner rather than later.</w:t>
+      </w:r>
+    </w:p>
+    <w:p>
+      <w:pPr>
+        <w:spacing w:after="120"/>
+        <w:ind w:firstLine="397"/>
+        <w:jc w:val="both"/>
+      </w:pPr>
+      <w:r>
+        <w:rPr>
+          <w:color w:val="000000"/>
+        </w:rPr>
+        <w:t>Sadhu, sadhu, sadhu.</w:t>
       </w:r>
     </w:p>
     <w:sectPr>
